--- a/kindworks_powershell_instructions_Jan_2026.docx
+++ b/kindworks_powershell_instructions_Jan_2026.docx
@@ -78,7 +78,32 @@
           <w:sz w:val="36"/>
           <w:szCs w:val="36"/>
         </w:rPr>
+        <w:t xml:space="preserve">Originally Written </w:t>
+      </w:r>
+      <w:r>
+        <w:rPr>
+          <w:sz w:val="36"/>
+          <w:szCs w:val="36"/>
+        </w:rPr>
         <w:t>December 2025 by Adam and Brayden</w:t>
+      </w:r>
+    </w:p>
+    <w:p>
+      <w:pPr>
+        <w:pStyle w:val="BodyText"/>
+        <w:ind w:hanging="0" w:left="0"/>
+        <w:jc w:val="center"/>
+        <w:rPr>
+          <w:sz w:val="36"/>
+          <w:szCs w:val="36"/>
+        </w:rPr>
+      </w:pPr>
+      <w:r>
+        <w:rPr>
+          <w:sz w:val="36"/>
+          <w:szCs w:val="36"/>
+        </w:rPr>
+        <w:t>Updated June 2026</w:t>
       </w:r>
     </w:p>
     <w:p>
@@ -155,10 +180,16 @@
         <w:pStyle w:val="Normal"/>
         <w:bidi w:val="0"/>
         <w:jc w:val="left"/>
-        <w:rPr/>
-      </w:pPr>
-      <w:r>
-        <w:rPr/>
+        <w:rPr>
+          <w:b/>
+          <w:bCs/>
+        </w:rPr>
+      </w:pPr>
+      <w:r>
+        <w:rPr>
+          <w:b/>
+          <w:bCs/>
+        </w:rPr>
         <w:t>This document assumes that the user has downloaded all of the below listed scripts onto an external drive of some sort.</w:t>
       </w:r>
     </w:p>
@@ -1966,7 +1997,7 @@
       <w:r>
         <w:rPr/>
         <w:drawing>
-          <wp:anchor behindDoc="0" distT="0" distB="0" distL="0" distR="0" simplePos="0" locked="0" layoutInCell="0" allowOverlap="1" relativeHeight="2">
+          <wp:anchor distT="0" distB="0" distL="0" distR="0" simplePos="0" relativeHeight="2" behindDoc="0" locked="0" layoutInCell="0" allowOverlap="1">
             <wp:simplePos x="0" y="0"/>
             <wp:positionH relativeFrom="column">
               <wp:align>center</wp:align>
@@ -4287,8 +4318,8 @@
     <w:qFormat/>
     <w:rPr/>
   </w:style>
-  <w:style w:type="character" w:styleId="Bullets">
-    <w:name w:val="Bullets"/>
+  <w:style w:type="character" w:styleId="Bulletsuser">
+    <w:name w:val="Bullets (user)"/>
     <w:qFormat/>
     <w:rPr>
       <w:rFonts w:ascii="OpenSymbol" w:hAnsi="OpenSymbol" w:eastAsia="OpenSymbol" w:cs="OpenSymbol"/>
@@ -4308,8 +4339,8 @@
       <w:u w:val="single"/>
     </w:rPr>
   </w:style>
-  <w:style w:type="character" w:styleId="Bulletsuser">
-    <w:name w:val="Bullets (user)"/>
+  <w:style w:type="character" w:styleId="Bullets">
+    <w:name w:val="Bullets"/>
     <w:qFormat/>
     <w:rPr>
       <w:rFonts w:ascii="OpenSymbol" w:hAnsi="OpenSymbol" w:eastAsia="OpenSymbol" w:cs="OpenSymbol"/>
@@ -4399,37 +4430,37 @@
         <a:srgbClr val="000000"/>
       </a:dk1>
       <a:lt1>
-        <a:srgbClr val="ffffff"/>
+        <a:srgbClr val="FFFFFF"/>
       </a:lt1>
       <a:dk2>
         <a:srgbClr val="000000"/>
       </a:dk2>
       <a:lt2>
-        <a:srgbClr val="ffffff"/>
+        <a:srgbClr val="FFFFFF"/>
       </a:lt2>
       <a:accent1>
-        <a:srgbClr val="18a303"/>
+        <a:srgbClr val="18A303"/>
       </a:accent1>
       <a:accent2>
-        <a:srgbClr val="0369a3"/>
+        <a:srgbClr val="0369A3"/>
       </a:accent2>
       <a:accent3>
-        <a:srgbClr val="a33e03"/>
+        <a:srgbClr val="A33E03"/>
       </a:accent3>
       <a:accent4>
-        <a:srgbClr val="8e03a3"/>
+        <a:srgbClr val="8E03A3"/>
       </a:accent4>
       <a:accent5>
-        <a:srgbClr val="c99c00"/>
+        <a:srgbClr val="C99C00"/>
       </a:accent5>
       <a:accent6>
-        <a:srgbClr val="c9211e"/>
+        <a:srgbClr val="C9211E"/>
       </a:accent6>
       <a:hlink>
-        <a:srgbClr val="0000ee"/>
+        <a:srgbClr val="0000EE"/>
       </a:hlink>
       <a:folHlink>
-        <a:srgbClr val="551a8b"/>
+        <a:srgbClr val="551A8B"/>
       </a:folHlink>
     </a:clrScheme>
     <a:fontScheme name="Office">
